--- a/template_tools/MASTER_ICICI_ANAND.docx
+++ b/template_tools/MASTER_ICICI_ANAND.docx
@@ -85,68 +85,13 @@
         </w:rPr>
       </w:pPr>
       <w:r>
-        <w:rPr>
-          <w:b/>
-          <w:sz w:val="28"/>
-          <w:szCs w:val="28"/>
-        </w:rPr>
         <w:t xml:space="preserve">PERIOD OF MORTGAGE </w:t>
-      </w:r>
-      <w:r>
-        <w:rPr>
-          <w:b/>
-          <w:sz w:val="28"/>
-          <w:szCs w:val="28"/>
-        </w:rPr>
-        <w:tab/>
-      </w:r>
-      <w:r>
-        <w:rPr>
-          <w:b/>
-          <w:sz w:val="28"/>
-          <w:szCs w:val="28"/>
-        </w:rPr>
-        <w:tab/>
-      </w:r>
-      <w:r>
-        <w:rPr>
-          <w:b/>
-          <w:sz w:val="28"/>
-          <w:szCs w:val="28"/>
-        </w:rPr>
-        <w:tab/>
-      </w:r>
-      <w:r>
-        <w:rPr>
-          <w:b/>
-          <w:sz w:val="28"/>
-          <w:szCs w:val="28"/>
-        </w:rPr>
-        <w:tab/>
-      </w:r>
-      <w:r>
-        <w:rPr>
-          <w:b/>
-          <w:sz w:val="28"/>
-          <w:szCs w:val="28"/>
-        </w:rPr>
-        <w:tab/>
-      </w:r>
-      <w:r>
-        <w:rPr>
-          <w:b/>
-          <w:sz w:val="28"/>
-          <w:szCs w:val="28"/>
-        </w:rPr>
-        <w:t>180</w:t>
-      </w:r>
-      <w:r>
-        <w:rPr>
-          <w:b/>
-          <w:sz w:val="28"/>
-          <w:szCs w:val="28"/>
-        </w:rPr>
-        <w:t xml:space="preserve"> Months</w:t>
+        <w:tab/>
+        <w:tab/>
+        <w:tab/>
+        <w:tab/>
+        <w:tab/>
+        <w:t>{{ls[0].t}}</w:t>
       </w:r>
     </w:p>
     <w:p>
@@ -179,7 +124,7 @@
       <w:r>
         <w:t>1.</w:t>
         <w:tab/>
-        <w:t>{{bs[0].n}} S/o {{bs[0].rn}}, Age 36 Years, Resident at {{ps[0].adr}} hereinafter referred to as “the mortgagor” which expression shall unless it be repugnant to the context or meaning thereof, be deemed to include their heirs, administrators, legal representatives, executors and assigns) of the one part.</w:t>
+        <w:t>{{bs[0].n}} S/o {{bs[0].rn}}, Age {{bs[0].a}} Years, Resident at {{bs[0].adr}} hereinafter referred to as “the mortgagor” which expression shall unless it be repugnant to the context or meaning thereof, be deemed to include their heirs, administrators, legal representatives, executors and assigns) of the one part.</w:t>
       </w:r>
     </w:p>
     <w:p>
@@ -305,455 +250,53 @@
         </w:rPr>
       </w:pPr>
       <w:r>
-        <w:rPr>
-          <w:sz w:val="28"/>
-          <w:szCs w:val="28"/>
-        </w:rPr>
         <w:t xml:space="preserve">a) </w:t>
-      </w:r>
-      <w:r>
-        <w:rPr>
-          <w:sz w:val="28"/>
-          <w:szCs w:val="28"/>
-        </w:rPr>
-        <w:tab/>
-      </w:r>
-      <w:r>
-        <w:rPr>
-          <w:sz w:val="28"/>
-          <w:szCs w:val="28"/>
-        </w:rPr>
-        <w:t xml:space="preserve">The mortgagor is the owner of and well and sufficiently seized and possessed the property being </w:t>
-      </w:r>
-      <w:r>
-        <w:rPr>
-          <w:sz w:val="28"/>
-          <w:szCs w:val="28"/>
-        </w:rPr>
-        <w:t>Plot No. 47 and 48 Scheme- Laxmi Nagar, Machwa, Kalwar Road, Jaipur total Area 95.47 SQ. Yds.</w:t>
-      </w:r>
-      <w:r>
-        <w:rPr>
-          <w:sz w:val="28"/>
-          <w:szCs w:val="28"/>
-        </w:rPr>
-        <w:t>,</w:t>
-      </w:r>
-      <w:r>
-        <w:rPr>
-          <w:sz w:val="28"/>
-          <w:szCs w:val="28"/>
-        </w:rPr>
-        <w:t xml:space="preserve"> </w:t>
-      </w:r>
-      <w:r>
-        <w:rPr>
-          <w:sz w:val="28"/>
-          <w:szCs w:val="28"/>
-        </w:rPr>
-        <w:t>which is more particularly described in the Schedule hereunder written (hereinafter referred to as “the said property”)</w:t>
-      </w:r>
-    </w:p>
-    <w:p>
-      <w:pPr>
-        <w:pStyle w:val="Standard"/>
-        <w:jc w:val="both"/>
-      </w:pPr>
-      <w:r>
-        <w:rPr>
-          <w:sz w:val="28"/>
-          <w:szCs w:val="28"/>
-        </w:rPr>
+        <w:tab/>
+        <w:t>The mortgagor is the owner of and well and sufficiently seized and possessed the property being {{ps[0].adr}}, which is more particularly described in the Schedule hereunder written (hereinafter referred to as “the said property”)</w:t>
+      </w:r>
+    </w:p>
+    <w:p>
+      <w:pPr>
+        <w:pStyle w:val="Standard"/>
+        <w:jc w:val="both"/>
+      </w:pPr>
+      <w:r>
         <w:t>b)</w:t>
-      </w:r>
-      <w:r>
-        <w:rPr>
-          <w:sz w:val="28"/>
-          <w:szCs w:val="28"/>
-        </w:rPr>
-        <w:tab/>
-        <w:t xml:space="preserve">Pursuant to the said request of the mortgagor, the mortgagee agreed to lend and advance of Rs. </w:t>
-      </w:r>
-      <w:r>
-        <w:rPr>
-          <w:sz w:val="28"/>
-          <w:szCs w:val="28"/>
-        </w:rPr>
-        <w:t>35</w:t>
-      </w:r>
-      <w:r>
-        <w:rPr>
-          <w:sz w:val="28"/>
-          <w:szCs w:val="28"/>
-        </w:rPr>
-        <w:t>,</w:t>
-      </w:r>
-      <w:r>
-        <w:rPr>
-          <w:sz w:val="28"/>
-          <w:szCs w:val="28"/>
-        </w:rPr>
-        <w:t>0</w:t>
-      </w:r>
-      <w:r>
-        <w:rPr>
-          <w:sz w:val="28"/>
-          <w:szCs w:val="28"/>
-        </w:rPr>
-        <w:t>8</w:t>
-      </w:r>
-      <w:r>
-        <w:rPr>
-          <w:sz w:val="28"/>
-          <w:szCs w:val="28"/>
-        </w:rPr>
-        <w:t>,</w:t>
-      </w:r>
-      <w:r>
-        <w:rPr>
-          <w:sz w:val="28"/>
-          <w:szCs w:val="28"/>
-        </w:rPr>
-        <w:t>000</w:t>
-      </w:r>
-      <w:r>
-        <w:rPr>
-          <w:sz w:val="28"/>
-          <w:szCs w:val="28"/>
-        </w:rPr>
-        <w:t>/-</w:t>
-      </w:r>
-      <w:r>
-        <w:rPr>
-          <w:sz w:val="28"/>
-          <w:szCs w:val="28"/>
-        </w:rPr>
-        <w:t xml:space="preserve"> </w:t>
-      </w:r>
-      <w:r>
-        <w:rPr>
-          <w:sz w:val="28"/>
-          <w:szCs w:val="28"/>
-        </w:rPr>
-        <w:t xml:space="preserve">(Rupees </w:t>
-      </w:r>
-      <w:r>
-        <w:rPr>
-          <w:sz w:val="28"/>
-          <w:szCs w:val="28"/>
-        </w:rPr>
-        <w:t>Thirty Five</w:t>
-      </w:r>
-      <w:r>
-        <w:rPr>
-          <w:sz w:val="28"/>
-          <w:szCs w:val="28"/>
-        </w:rPr>
-        <w:t xml:space="preserve"> </w:t>
-      </w:r>
-      <w:r>
-        <w:rPr>
-          <w:sz w:val="28"/>
-          <w:szCs w:val="28"/>
-        </w:rPr>
-        <w:t>Lakh</w:t>
-      </w:r>
-      <w:r>
-        <w:rPr>
-          <w:sz w:val="28"/>
-          <w:szCs w:val="28"/>
-        </w:rPr>
-        <w:t xml:space="preserve"> Eight Thousand</w:t>
-      </w:r>
-      <w:r>
-        <w:rPr>
-          <w:sz w:val="28"/>
-          <w:szCs w:val="28"/>
-        </w:rPr>
-        <w:t xml:space="preserve"> </w:t>
-      </w:r>
-      <w:r>
-        <w:rPr>
-          <w:sz w:val="28"/>
-          <w:szCs w:val="28"/>
-        </w:rPr>
-        <w:t xml:space="preserve">only) vide its sanction letter </w:t>
-      </w:r>
-      <w:r>
-        <w:rPr>
-          <w:sz w:val="28"/>
-          <w:szCs w:val="28"/>
-        </w:rPr>
-        <w:t xml:space="preserve">dated </w:t>
-      </w:r>
-      <w:r>
-        <w:rPr>
-          <w:sz w:val="28"/>
-          <w:szCs w:val="28"/>
-        </w:rPr>
-        <w:t>24</w:t>
-      </w:r>
-      <w:r>
-        <w:rPr>
-          <w:sz w:val="28"/>
-          <w:szCs w:val="28"/>
-        </w:rPr>
-        <w:t>.0</w:t>
-      </w:r>
-      <w:r>
-        <w:rPr>
-          <w:sz w:val="28"/>
-          <w:szCs w:val="28"/>
-        </w:rPr>
-        <w:t>4</w:t>
-      </w:r>
-      <w:r>
-        <w:rPr>
-          <w:sz w:val="28"/>
-          <w:szCs w:val="28"/>
-        </w:rPr>
-        <w:t>.2026</w:t>
-      </w:r>
-      <w:r>
-        <w:rPr>
-          <w:sz w:val="28"/>
-          <w:szCs w:val="28"/>
-        </w:rPr>
-        <w:t xml:space="preserve"> </w:t>
-      </w:r>
-      <w:r>
-        <w:rPr>
-          <w:sz w:val="28"/>
-          <w:szCs w:val="28"/>
-        </w:rPr>
-        <w:t xml:space="preserve">Via </w:t>
-      </w:r>
-      <w:r>
-        <w:rPr>
-          <w:sz w:val="28"/>
-          <w:szCs w:val="28"/>
-        </w:rPr>
-        <w:t xml:space="preserve">LAN </w:t>
-      </w:r>
-      <w:r>
-        <w:rPr>
-          <w:rFonts w:ascii="Mulish-SemiBold" w:hAnsi="Mulish-SemiBold" w:cs="Mulish-SemiBold"/>
-          <w:bCs/>
-          <w:sz w:val="24"/>
-          <w:szCs w:val="16"/>
-          <w:lang w:val="en-IN"/>
-        </w:rPr>
-        <w:t>77000254337</w:t>
-      </w:r>
-      <w:r>
-        <w:rPr>
-          <w:sz w:val="28"/>
-          <w:szCs w:val="28"/>
-        </w:rPr>
-        <w:t xml:space="preserve"> </w:t>
-      </w:r>
-      <w:r>
-        <w:rPr>
-          <w:sz w:val="28"/>
-          <w:szCs w:val="28"/>
-        </w:rPr>
-        <w:t xml:space="preserve">against the security of the said property by way of simple mortgage over the said property for securing repayment of the principal together with interest commission, costs, charges, expenses and all other monies whatsoever stipulated in or payable by the mortgagor under the standard terms and/or the Loan Agreement </w:t>
-      </w:r>
-      <w:r>
-        <w:rPr>
-          <w:sz w:val="28"/>
-          <w:szCs w:val="28"/>
-        </w:rPr>
-        <w:t xml:space="preserve">dated </w:t>
-      </w:r>
-      <w:r>
-        <w:rPr>
-          <w:sz w:val="28"/>
-          <w:szCs w:val="28"/>
-        </w:rPr>
-        <w:t>24.04.2026</w:t>
-      </w:r>
-      <w:r>
-        <w:rPr>
-          <w:sz w:val="28"/>
-          <w:szCs w:val="28"/>
-        </w:rPr>
-        <w:t xml:space="preserve">, the loan/credit facility shall be secured, inter alia by a charge on the said property. The Mortgagor are the borrower under the Loan Agreement </w:t>
-      </w:r>
-      <w:r>
-        <w:rPr>
-          <w:sz w:val="28"/>
-          <w:szCs w:val="28"/>
-        </w:rPr>
-        <w:t xml:space="preserve">dated </w:t>
-      </w:r>
-      <w:r>
-        <w:rPr>
-          <w:sz w:val="28"/>
-          <w:szCs w:val="28"/>
-        </w:rPr>
-        <w:t>24.04.2026</w:t>
-      </w:r>
-    </w:p>
-    <w:p>
-      <w:pPr>
-        <w:pStyle w:val="Standard"/>
-        <w:jc w:val="both"/>
-      </w:pPr>
-      <w:r>
-        <w:rPr>
-          <w:sz w:val="28"/>
-          <w:szCs w:val="28"/>
-        </w:rPr>
+        <w:tab/>
+        <w:t>Pursuant to the said request of the mortgagor, the mortgagee agreed to lend and advance of Rs. {{ls[0].a}}/- (Rupees {{ls[0].w}}) vide its sanction letter dated {{ad}} Via LAN {{ls[0].n}} against the security of the said property by way of simple mortgage over the said property for securing repayment of the principal together with interest commission, costs, charges, expenses and all other monies whatsoever stipulated in or payable by the mortgagor under the standard terms and/or the Loan Agreement dated {{ad}}, the loan/credit facility shall be secured, inter alia by a charge on the said property. The Mortgagor are the borrower under the Loan Agreement dated {{ad}}</w:t>
+      </w:r>
+    </w:p>
+    <w:p>
+      <w:pPr>
+        <w:pStyle w:val="Standard"/>
+        <w:jc w:val="both"/>
+      </w:pPr>
+      <w:r>
         <w:t>d)</w:t>
-      </w:r>
-      <w:r>
-        <w:rPr>
-          <w:sz w:val="28"/>
-          <w:szCs w:val="28"/>
-        </w:rPr>
-        <w:tab/>
-        <w:t xml:space="preserve">The loan granted as aforesaid is subject to disbursement in accordance with the terms and conditions as more particularly elaborated in the said sanction letter/under the standard terms and/or the Loan agreement </w:t>
-      </w:r>
-      <w:r>
-        <w:rPr>
-          <w:sz w:val="28"/>
-          <w:szCs w:val="28"/>
-        </w:rPr>
-        <w:t xml:space="preserve">dated </w:t>
-      </w:r>
-      <w:r>
-        <w:rPr>
-          <w:sz w:val="28"/>
-          <w:szCs w:val="28"/>
-        </w:rPr>
-        <w:t>24.04.2026</w:t>
-      </w:r>
-    </w:p>
-    <w:p>
-      <w:pPr>
-        <w:pStyle w:val="Standard"/>
-        <w:jc w:val="both"/>
-      </w:pPr>
-      <w:r>
-        <w:rPr>
-          <w:sz w:val="28"/>
-          <w:szCs w:val="28"/>
-        </w:rPr>
+        <w:tab/>
+        <w:t>The loan granted as aforesaid is subject to disbursement in accordance with the terms and conditions as more particularly elaborated in the said sanction letter/under the standard terms and/or the Loan agreement dated {{ad}}</w:t>
+      </w:r>
+    </w:p>
+    <w:p>
+      <w:pPr>
+        <w:pStyle w:val="Standard"/>
+        <w:jc w:val="both"/>
+      </w:pPr>
+      <w:r>
         <w:t>e)</w:t>
-      </w:r>
-      <w:r>
-        <w:rPr>
-          <w:sz w:val="28"/>
-          <w:szCs w:val="28"/>
-        </w:rPr>
-        <w:tab/>
-        <w:t xml:space="preserve">The loan sanctioned/advanced/lent/disbursed or agreed to be advance/lend/disburse is subject to the terms and conditions contained in the sanction letter/under the standard terms and/or the Loan Agreement </w:t>
-      </w:r>
-      <w:r>
-        <w:rPr>
-          <w:sz w:val="28"/>
-          <w:szCs w:val="28"/>
-        </w:rPr>
-        <w:t xml:space="preserve">dated </w:t>
-      </w:r>
-      <w:r>
-        <w:rPr>
-          <w:sz w:val="28"/>
-          <w:szCs w:val="28"/>
-        </w:rPr>
-        <w:t>24.04.2026</w:t>
-      </w:r>
-      <w:r>
-        <w:rPr>
-          <w:sz w:val="28"/>
-          <w:szCs w:val="28"/>
-        </w:rPr>
-        <w:t xml:space="preserve"> </w:t>
-      </w:r>
-      <w:r>
-        <w:rPr>
-          <w:sz w:val="28"/>
-          <w:szCs w:val="28"/>
-        </w:rPr>
-        <w:t xml:space="preserve">executed by the Mortgagor herein and other borrower in the loan agreement </w:t>
-      </w:r>
-      <w:r>
-        <w:rPr>
-          <w:sz w:val="28"/>
-          <w:szCs w:val="28"/>
-        </w:rPr>
-        <w:t xml:space="preserve">dated </w:t>
-      </w:r>
-      <w:r>
-        <w:rPr>
-          <w:sz w:val="28"/>
-          <w:szCs w:val="28"/>
-        </w:rPr>
-        <w:t>24.04.2026</w:t>
-      </w:r>
-      <w:r>
-        <w:rPr>
-          <w:sz w:val="28"/>
-          <w:szCs w:val="28"/>
-        </w:rPr>
-        <w:t xml:space="preserve"> </w:t>
-      </w:r>
-      <w:r>
-        <w:rPr>
-          <w:sz w:val="28"/>
-          <w:szCs w:val="28"/>
-        </w:rPr>
-        <w:t>which is repayable in installments as more particulars described in the Schedule written under the said loan Agreement.</w:t>
-      </w:r>
-    </w:p>
-    <w:p>
-      <w:pPr>
-        <w:pStyle w:val="Standard"/>
-        <w:jc w:val="both"/>
-      </w:pPr>
-      <w:r>
-        <w:rPr>
-          <w:sz w:val="28"/>
-          <w:szCs w:val="28"/>
-        </w:rPr>
+        <w:tab/>
+        <w:t>The loan sanctioned/advanced/lent/disbursed or agreed to be advance/lend/disburse is subject to the terms and conditions contained in the sanction letter/under the standard terms and/or the Loan Agreement dated {{ad}} executed by the Mortgagor herein and other borrower in the loan agreement dated {{ad}} which is repayable in installments as more particulars described in the Schedule written under the said loan Agreement.</w:t>
+      </w:r>
+    </w:p>
+    <w:p>
+      <w:pPr>
+        <w:pStyle w:val="Standard"/>
+        <w:jc w:val="both"/>
+      </w:pPr>
+      <w:r>
         <w:t>f)</w:t>
-      </w:r>
-      <w:r>
-        <w:rPr>
-          <w:sz w:val="28"/>
-          <w:szCs w:val="28"/>
-        </w:rPr>
-        <w:tab/>
-        <w:t xml:space="preserve">The Mortgagee has requested the Mortgagor to create simple mortgage of the said property in its favour as to furnish/create unto/in favour of the Mortgagee, the security for the repayment of the above mentioned loan together with interest thereof commission, costs, charges, expenses and all other monies whatsoever stipulated in or payable by the Mortgagor under the standard terms and/or the  Loan Agreement </w:t>
-      </w:r>
-      <w:r>
-        <w:rPr>
-          <w:sz w:val="28"/>
-          <w:szCs w:val="28"/>
-        </w:rPr>
-        <w:t xml:space="preserve">dated </w:t>
-      </w:r>
-      <w:r>
-        <w:rPr>
-          <w:sz w:val="28"/>
-          <w:szCs w:val="28"/>
-        </w:rPr>
-        <w:t>24.04.2026</w:t>
-      </w:r>
-      <w:r>
-        <w:rPr>
-          <w:sz w:val="28"/>
-          <w:szCs w:val="28"/>
-        </w:rPr>
-        <w:t xml:space="preserve"> </w:t>
-      </w:r>
-      <w:r>
-        <w:rPr>
-          <w:sz w:val="28"/>
-          <w:szCs w:val="28"/>
-        </w:rPr>
-        <w:t>and the Mortgagor has readily agreed to create such mortgage in favour of the Mortgagee</w:t>
+        <w:tab/>
+        <w:t>The Mortgagee has requested the Mortgagor to create simple mortgage of the said property in its favour as to furnish/create unto/in favour of the Mortgagee, the security for the repayment of the above mentioned loan together with interest thereof commission, costs, charges, expenses and all other monies whatsoever stipulated in or payable by the Mortgagor under the standard terms and/or the  Loan Agreement dated {{ad}} and the Mortgagor has readily agreed to create such mortgage in favour of the Mortgagee</w:t>
       </w:r>
     </w:p>
     <w:p>
@@ -790,187 +333,20 @@
         <w:jc w:val="both"/>
       </w:pPr>
       <w:r>
-        <w:rPr>
-          <w:sz w:val="28"/>
-          <w:szCs w:val="28"/>
-        </w:rPr>
         <w:t>1.</w:t>
-      </w:r>
-      <w:r>
-        <w:rPr>
-          <w:sz w:val="28"/>
-          <w:szCs w:val="28"/>
-        </w:rPr>
-        <w:tab/>
-        <w:t xml:space="preserve">In consideration of the Mortgagee having sanctioned/advanced/lent or agreed to advance/lent/disburse to the Mortgagor, the loan of </w:t>
-      </w:r>
-      <w:r>
-        <w:rPr>
-          <w:sz w:val="28"/>
-          <w:szCs w:val="28"/>
-        </w:rPr>
-        <w:t xml:space="preserve">Rs. </w:t>
-      </w:r>
-      <w:r>
-        <w:rPr>
-          <w:sz w:val="28"/>
-          <w:szCs w:val="28"/>
-        </w:rPr>
-        <w:t>35</w:t>
-      </w:r>
-      <w:r>
-        <w:rPr>
-          <w:sz w:val="28"/>
-          <w:szCs w:val="28"/>
-        </w:rPr>
-        <w:t>,0</w:t>
-      </w:r>
-      <w:r>
-        <w:rPr>
-          <w:sz w:val="28"/>
-          <w:szCs w:val="28"/>
-        </w:rPr>
-        <w:t>8</w:t>
-      </w:r>
-      <w:r>
-        <w:rPr>
-          <w:sz w:val="28"/>
-          <w:szCs w:val="28"/>
-        </w:rPr>
-        <w:t>,000/-</w:t>
-      </w:r>
-      <w:r>
-        <w:rPr>
-          <w:sz w:val="28"/>
-          <w:szCs w:val="28"/>
-        </w:rPr>
-        <w:t xml:space="preserve"> </w:t>
-      </w:r>
-      <w:r>
-        <w:rPr>
-          <w:sz w:val="28"/>
-          <w:szCs w:val="28"/>
-        </w:rPr>
-        <w:t xml:space="preserve">(Rupees </w:t>
-      </w:r>
-      <w:r>
-        <w:rPr>
-          <w:sz w:val="28"/>
-          <w:szCs w:val="28"/>
-        </w:rPr>
-        <w:t>Thirty Five</w:t>
-      </w:r>
-      <w:r>
-        <w:rPr>
-          <w:sz w:val="28"/>
-          <w:szCs w:val="28"/>
-        </w:rPr>
-        <w:t xml:space="preserve"> Lakh</w:t>
-      </w:r>
-      <w:r>
-        <w:rPr>
-          <w:sz w:val="28"/>
-          <w:szCs w:val="28"/>
-        </w:rPr>
-        <w:t xml:space="preserve"> Eight Thousand</w:t>
-      </w:r>
-      <w:r>
-        <w:rPr>
-          <w:sz w:val="28"/>
-          <w:szCs w:val="28"/>
-        </w:rPr>
-        <w:t xml:space="preserve"> only)</w:t>
-      </w:r>
-      <w:r>
-        <w:rPr>
-          <w:sz w:val="28"/>
-          <w:szCs w:val="28"/>
-        </w:rPr>
-        <w:t xml:space="preserve"> </w:t>
-      </w:r>
-      <w:r>
-        <w:rPr>
-          <w:sz w:val="28"/>
-          <w:szCs w:val="28"/>
-        </w:rPr>
-        <w:t xml:space="preserve"> </w:t>
-      </w:r>
-      <w:r>
-        <w:rPr>
-          <w:sz w:val="28"/>
-          <w:szCs w:val="28"/>
-        </w:rPr>
-        <w:t>the Mortgagor doth hereby mortgage the said property more particularly described in the Schedule hereunder in favour of the Mortgagee by way of simple mortgagee as stated in this Deed.</w:t>
-      </w:r>
-    </w:p>
-    <w:p>
-      <w:pPr>
-        <w:pStyle w:val="Standard"/>
-        <w:jc w:val="both"/>
-      </w:pPr>
-      <w:r>
-        <w:rPr>
-          <w:sz w:val="28"/>
-          <w:szCs w:val="28"/>
-        </w:rPr>
+        <w:tab/>
+        <w:t>In consideration of the Mortgagee having sanctioned/advanced/lent or agreed to advance/lent/disburse to the Mortgagor, the loan of Rs. {{ls[0].a}}/- (Rupees {{ls[0].w}})  the Mortgagor doth hereby mortgage the said property more particularly described in the Schedule hereunder in favour of the Mortgagee by way of simple mortgagee as stated in this Deed.</w:t>
+      </w:r>
+    </w:p>
+    <w:p>
+      <w:pPr>
+        <w:pStyle w:val="Standard"/>
+        <w:jc w:val="both"/>
+      </w:pPr>
+      <w:r>
         <w:t>2.</w:t>
-      </w:r>
-      <w:r>
-        <w:rPr>
-          <w:sz w:val="28"/>
-          <w:szCs w:val="28"/>
-        </w:rPr>
-        <w:tab/>
-        <w:t xml:space="preserve">The Mortgagor is liable to pay unto the mortgagee the said loan amount together with all interest, commission, costs, charges, expenses, and all other monies whatsoever stipulated in or payable by the mortgagor under the standard terms and/or the other Transaction documents/Loan Agreement </w:t>
-      </w:r>
-      <w:r>
-        <w:rPr>
-          <w:sz w:val="28"/>
-          <w:szCs w:val="28"/>
-        </w:rPr>
-        <w:t xml:space="preserve">dated </w:t>
-      </w:r>
-      <w:r>
-        <w:rPr>
-          <w:sz w:val="28"/>
-          <w:szCs w:val="28"/>
-        </w:rPr>
-        <w:t>24.04.2026</w:t>
-      </w:r>
-      <w:r>
-        <w:rPr>
-          <w:sz w:val="28"/>
-          <w:szCs w:val="28"/>
-        </w:rPr>
-        <w:t xml:space="preserve"> </w:t>
-      </w:r>
-      <w:r>
-        <w:rPr>
-          <w:sz w:val="28"/>
-          <w:szCs w:val="28"/>
-        </w:rPr>
-        <w:t xml:space="preserve">and for the purpose of securing the repayment of the loan amount together with all interest, commission, costs, charges, expenses and all other monies stipulated in or payable by the Mortgagor under the standard terms and/or the other transaction documents/ loan Agreement </w:t>
-      </w:r>
-      <w:r>
-        <w:rPr>
-          <w:sz w:val="28"/>
-          <w:szCs w:val="28"/>
-        </w:rPr>
-        <w:t xml:space="preserve">dated </w:t>
-      </w:r>
-      <w:r>
-        <w:rPr>
-          <w:sz w:val="28"/>
-          <w:szCs w:val="28"/>
-        </w:rPr>
-        <w:t>24.04.2026</w:t>
-      </w:r>
-      <w:r>
-        <w:rPr>
-          <w:sz w:val="28"/>
-          <w:szCs w:val="28"/>
-        </w:rPr>
-        <w:t xml:space="preserve"> is hereby mortgaging the said property in favour of the mortgagee</w:t>
+        <w:tab/>
+        <w:t>The Mortgagor is liable to pay unto the mortgagee the said loan amount together with all interest, commission, costs, charges, expenses, and all other monies whatsoever stipulated in or payable by the mortgagor under the standard terms and/or the other Transaction documents/Loan Agreement dated {{ad}} and for the purpose of securing the repayment of the loan amount together with all interest, commission, costs, charges, expenses and all other monies stipulated in or payable by the Mortgagor under the standard terms and/or the other transaction documents/ loan Agreement dated {{ad}} is hereby mortgaging the said property in favour of the mortgagee</w:t>
       </w:r>
     </w:p>
     <w:p>
@@ -1000,155 +376,9 @@
         <w:jc w:val="both"/>
       </w:pPr>
       <w:r>
-        <w:rPr>
-          <w:sz w:val="28"/>
-          <w:szCs w:val="28"/>
-        </w:rPr>
         <w:t>4.</w:t>
-      </w:r>
-      <w:r>
-        <w:rPr>
-          <w:sz w:val="28"/>
-          <w:szCs w:val="28"/>
-        </w:rPr>
-        <w:tab/>
-        <w:t xml:space="preserve">The Mortgagor hereby assures to pay unto the Mortgagee the said loan amount/debt of </w:t>
-      </w:r>
-      <w:r>
-        <w:rPr>
-          <w:sz w:val="28"/>
-          <w:szCs w:val="28"/>
-        </w:rPr>
-        <w:t xml:space="preserve">Rs. </w:t>
-      </w:r>
-      <w:r>
-        <w:rPr>
-          <w:sz w:val="28"/>
-          <w:szCs w:val="28"/>
-        </w:rPr>
-        <w:t>35</w:t>
-      </w:r>
-      <w:r>
-        <w:rPr>
-          <w:sz w:val="28"/>
-          <w:szCs w:val="28"/>
-        </w:rPr>
-        <w:t>,0</w:t>
-      </w:r>
-      <w:r>
-        <w:rPr>
-          <w:sz w:val="28"/>
-          <w:szCs w:val="28"/>
-        </w:rPr>
-        <w:t>8</w:t>
-      </w:r>
-      <w:r>
-        <w:rPr>
-          <w:sz w:val="28"/>
-          <w:szCs w:val="28"/>
-        </w:rPr>
-        <w:t>,000/-</w:t>
-      </w:r>
-      <w:r>
-        <w:rPr>
-          <w:sz w:val="28"/>
-          <w:szCs w:val="28"/>
-        </w:rPr>
-        <w:t xml:space="preserve"> </w:t>
-      </w:r>
-      <w:r>
-        <w:rPr>
-          <w:sz w:val="28"/>
-          <w:szCs w:val="28"/>
-        </w:rPr>
-        <w:t xml:space="preserve">(Rupees </w:t>
-      </w:r>
-      <w:r>
-        <w:rPr>
-          <w:sz w:val="28"/>
-          <w:szCs w:val="28"/>
-        </w:rPr>
-        <w:t>Thirty Five</w:t>
-      </w:r>
-      <w:r>
-        <w:rPr>
-          <w:sz w:val="28"/>
-          <w:szCs w:val="28"/>
-        </w:rPr>
-        <w:t xml:space="preserve"> Lakh</w:t>
-      </w:r>
-      <w:r>
-        <w:rPr>
-          <w:sz w:val="28"/>
-          <w:szCs w:val="28"/>
-        </w:rPr>
-        <w:t xml:space="preserve"> Eight Thousand</w:t>
-      </w:r>
-      <w:r>
-        <w:rPr>
-          <w:sz w:val="28"/>
-          <w:szCs w:val="28"/>
-        </w:rPr>
-        <w:t xml:space="preserve"> only)</w:t>
-      </w:r>
-      <w:r>
-        <w:rPr>
-          <w:sz w:val="28"/>
-          <w:szCs w:val="28"/>
-        </w:rPr>
-        <w:t xml:space="preserve"> </w:t>
-      </w:r>
-      <w:r>
-        <w:rPr>
-          <w:sz w:val="28"/>
-          <w:szCs w:val="28"/>
-        </w:rPr>
-        <w:t xml:space="preserve">together with all interest, commission, costs, charges expenses and all other monies whatsoever stipulated in or payable by the Mortgagor under the standard terms and/or the other transaction documents/loan Agreement </w:t>
-      </w:r>
-      <w:r>
-        <w:rPr>
-          <w:sz w:val="28"/>
-          <w:szCs w:val="28"/>
-        </w:rPr>
-        <w:t xml:space="preserve">dated </w:t>
-      </w:r>
-      <w:r>
-        <w:rPr>
-          <w:sz w:val="28"/>
-          <w:szCs w:val="28"/>
-        </w:rPr>
-        <w:t>24.04.2026</w:t>
-      </w:r>
-      <w:r>
-        <w:rPr>
-          <w:sz w:val="28"/>
-          <w:szCs w:val="28"/>
-        </w:rPr>
-        <w:t xml:space="preserve"> </w:t>
-      </w:r>
-      <w:r>
-        <w:rPr>
-          <w:sz w:val="28"/>
-          <w:szCs w:val="28"/>
-        </w:rPr>
-        <w:t xml:space="preserve">Via LAN </w:t>
-      </w:r>
-      <w:r>
-        <w:rPr>
-          <w:rFonts w:ascii="Mulish-SemiBold" w:hAnsi="Mulish-SemiBold" w:cs="Mulish-SemiBold"/>
-          <w:bCs/>
-          <w:sz w:val="24"/>
-          <w:szCs w:val="16"/>
-          <w:lang w:val="en-IN"/>
-        </w:rPr>
-        <w:t>77000254337</w:t>
-      </w:r>
-      <w:r>
-        <w:rPr>
-          <w:sz w:val="28"/>
-          <w:szCs w:val="28"/>
-        </w:rPr>
-        <w:t>.</w:t>
+        <w:tab/>
+        <w:t>The Mortgagor hereby assures to pay unto the Mortgagee the said loan amount/debt of Rs. {{ls[0].a}}/- (Rupees {{ls[0].w}}) together with all interest, commission, costs, charges expenses and all other monies whatsoever stipulated in or payable by the Mortgagor under the standard terms and/or the other transaction documents/loan Agreement dated {{ad}} Via LAN {{ls[0].n}}.</w:t>
       </w:r>
     </w:p>
     <w:p>
@@ -1586,18 +816,7 @@
         </w:rPr>
       </w:pPr>
       <w:r>
-        <w:rPr>
-          <w:sz w:val="28"/>
-          <w:szCs w:val="28"/>
-        </w:rPr>
-        <w:t xml:space="preserve">Property </w:t>
-      </w:r>
-      <w:r>
-        <w:rPr>
-          <w:sz w:val="28"/>
-          <w:szCs w:val="28"/>
-        </w:rPr>
-        <w:t xml:space="preserve">Plot No. 47 and 48 Scheme- Laxmi Nagar, Machwa, Kalwar Road, Jaipur total Area 95.47 SQ. Yds. </w:t>
+        <w:t xml:space="preserve">Property {{ps[0].adr}} </w:t>
       </w:r>
     </w:p>
     <w:p>

--- a/template_tools/MASTER_ICICI_ANAND.docx
+++ b/template_tools/MASTER_ICICI_ANAND.docx
@@ -85,13 +85,68 @@
         </w:rPr>
       </w:pPr>
       <w:r>
+        <w:rPr>
+          <w:b/>
+          <w:sz w:val="28"/>
+          <w:szCs w:val="28"/>
+        </w:rPr>
         <w:t xml:space="preserve">PERIOD OF MORTGAGE </w:t>
-        <w:tab/>
-        <w:tab/>
-        <w:tab/>
-        <w:tab/>
-        <w:tab/>
-        <w:t>{{ls[0].t}}</w:t>
+      </w:r>
+      <w:r>
+        <w:rPr>
+          <w:b/>
+          <w:sz w:val="28"/>
+          <w:szCs w:val="28"/>
+        </w:rPr>
+        <w:tab/>
+      </w:r>
+      <w:r>
+        <w:rPr>
+          <w:b/>
+          <w:sz w:val="28"/>
+          <w:szCs w:val="28"/>
+        </w:rPr>
+        <w:tab/>
+      </w:r>
+      <w:r>
+        <w:rPr>
+          <w:b/>
+          <w:sz w:val="28"/>
+          <w:szCs w:val="28"/>
+        </w:rPr>
+        <w:tab/>
+      </w:r>
+      <w:r>
+        <w:rPr>
+          <w:b/>
+          <w:sz w:val="28"/>
+          <w:szCs w:val="28"/>
+        </w:rPr>
+        <w:tab/>
+      </w:r>
+      <w:r>
+        <w:rPr>
+          <w:b/>
+          <w:sz w:val="28"/>
+          <w:szCs w:val="28"/>
+        </w:rPr>
+        <w:tab/>
+      </w:r>
+      <w:r>
+        <w:rPr>
+          <w:b/>
+          <w:sz w:val="28"/>
+          <w:szCs w:val="28"/>
+        </w:rPr>
+        <w:t>180</w:t>
+      </w:r>
+      <w:r>
+        <w:rPr>
+          <w:b/>
+          <w:sz w:val="28"/>
+          <w:szCs w:val="28"/>
+        </w:rPr>
+        <w:t xml:space="preserve"> Months</w:t>
       </w:r>
     </w:p>
     <w:p>
@@ -124,7 +179,7 @@
       <w:r>
         <w:t>1.</w:t>
         <w:tab/>
-        <w:t>Mr. {{bs[0].n}} S/o Mr. {{bs[0].rn}}, Age {{bs[0].a}} Years, Resident at {{bs[0].adr}} hereinafter referred to as “the mortgagor” which expression shall unless it be repugnant to the context or meaning thereof, be deemed to include their heirs, administrators, legal representatives, executors and assigns) of the one part.</w:t>
+        <w:t>{{bs[0].n}} S/o {{bs[0].rn}}, Age {{bs[0].a}} Years, Resident at {{bs[0].adr}} hereinafter referred to as “the mortgagor” which expression shall unless it be repugnant to the context or meaning thereof, be deemed to include their heirs, administrators, legal representatives, executors and assigns) of the one part.</w:t>
       </w:r>
     </w:p>
     <w:p>
@@ -195,7 +250,7 @@
       <w:r>
         <w:t>2.</w:t>
         <w:tab/>
-        <w:t>ICICI Home Finance Company Ltd. a company within the meaning of the companies Act 1956 and having its registered office at ICICI Bank Towes, Bandra Kurla Complex, Mumbai 400051 and among other having one of its branch offices at Shop No.146-149, Laxmi Complex, Subhash Marg, C-scheme, Jaipur-302001, Rajasthan through its authorized Signatory Mr. {{bsign.n}} S/o Mr. {{bsign.rn}} hereinafter referred to as “the Mortgagee” which expression shall unless it be repugnant to the context or meaning thereof shall mean and include its successors and assigns) of the other part.</w:t>
+        <w:t>ICICI Home Finance Company Ltd. a company within the meaning of the companies Act 1956 and having its registered office at ICICI Bank Towes, Bandra Kurla Complex, Mumbai 400051 and among other having one of its branch offices at Shop No.146-149, Laxmi Complex, Subhash Marg, C-scheme, Jaipur-302001, Rajasthan through its authorized Signatory {{bsign.n}} S/o {{bsign.rn}} hereinafter referred to as “the Mortgagee” which expression shall unless it be repugnant to the context or meaning thereof shall mean and include its successors and assigns) of the other part.</w:t>
       </w:r>
     </w:p>
     <w:p>
@@ -263,7 +318,7 @@
       <w:r>
         <w:t>b)</w:t>
         <w:tab/>
-        <w:t>Pursuant to the said request of the mortgagor, the mortgagee agreed to lend and advance of RS. {{ls[0].a}}/- (Rupees {{ls[0].w}}) vide its sanction letter dated {{ad}} Via LAN {{ls[0].n}} against the security of the said property by way of simple mortgage over the said property for securing repayment of the principal together with interest commission, costs, charges, expenses and all other monies whatsoever stipulated in or payable by the mortgagor under the standard terms and/or the Loan Agreement dated {{ad}}, the loan/credit facility shall be secured, inter alia by a charge on the said property. The Mortgagor are the borrower under the Loan Agreement dated {{ad}}</w:t>
+        <w:t>Pursuant to the said request of the mortgagor, the mortgagee agreed to lend and advance of Rs. {{ls[0].a}}/- (Rupees Thirty Five Lakh Eight Thousand only) vide its sanction letter dated {{ad}} Via LAN {{ls[0].n}} against the security of the said property by way of simple mortgage over the said property for securing repayment of the principal together with interest commission, costs, charges, expenses and all other monies whatsoever stipulated in or payable by the mortgagor under the standard terms and/or the Loan Agreement dated {{ad}}, the loan/credit facility shall be secured, inter alia by a charge on the said property. The Mortgagor are the borrower under the Loan Agreement dated {{ad}}</w:t>
       </w:r>
     </w:p>
     <w:p>
@@ -335,7 +390,7 @@
       <w:r>
         <w:t>1.</w:t>
         <w:tab/>
-        <w:t>In consideration of the Mortgagee having sanctioned/advanced/lent or agreed to advance/lent/disburse to the Mortgagor, the loan of RS. {{ls[0].a}}/- (Rupees {{ls[0].w}})  the Mortgagor doth hereby mortgage the said property more particularly described in the Schedule hereunder in favour of the Mortgagee by way of simple mortgagee as stated in this Deed.</w:t>
+        <w:t>In consideration of the Mortgagee having sanctioned/advanced/lent or agreed to advance/lent/disburse to the Mortgagor, the loan of Rs. {{ls[0].a}}/- (Rupees Thirty Five Lakh Eight Thousand only)  the Mortgagor doth hereby mortgage the said property more particularly described in the Schedule hereunder in favour of the Mortgagee by way of simple mortgagee as stated in this Deed.</w:t>
       </w:r>
     </w:p>
     <w:p>
@@ -378,7 +433,7 @@
       <w:r>
         <w:t>4.</w:t>
         <w:tab/>
-        <w:t>The Mortgagor hereby assures to pay unto the Mortgagee the said loan amount/debt of RS. {{ls[0].a}}/- (Rupees {{ls[0].w}}) together with all interest, commission, costs, charges expenses and all other monies whatsoever stipulated in or payable by the Mortgagor under the standard terms and/or the other transaction documents/loan Agreement dated {{ad}} Via LAN {{ls[0].n}}.</w:t>
+        <w:t>The Mortgagor hereby assures to pay unto the Mortgagee the said loan amount/debt of Rs. {{ls[0].a}}/- (Rupees Thirty Five Lakh Eight Thousand only) together with all interest, commission, costs, charges expenses and all other monies whatsoever stipulated in or payable by the Mortgagor under the standard terms and/or the other transaction documents/loan Agreement dated {{ad}} Via LAN {{ls[0].n}}.</w:t>
       </w:r>
     </w:p>
     <w:p>
@@ -851,14 +906,18 @@
         </w:rPr>
       </w:pPr>
       <w:r>
-        <w:t>East: {{ps[0].e}}</w:t>
+        <w:t>East</w:t>
+        <w:tab/>
+        <w:t>: {{ps[0].e}}</w:t>
         <w:tab/>
         <w:tab/>
         <w:tab/>
         <w:t xml:space="preserve">             </w:t>
         <w:tab/>
         <w:tab/>
-        <w:t xml:space="preserve"> West: {{ps[0].w}}</w:t>
+        <w:t xml:space="preserve"> West:  </w:t>
+        <w:tab/>
+        <w:t>{{ps[0].w}}</w:t>
       </w:r>
     </w:p>
     <w:p>
@@ -871,14 +930,18 @@
         </w:rPr>
       </w:pPr>
       <w:r>
-        <w:t xml:space="preserve">North: {{ps[0].n}}   </w:t>
+        <w:t>North</w:t>
+        <w:tab/>
+        <w:t xml:space="preserve">: {{ps[0].n}}   </w:t>
         <w:tab/>
         <w:tab/>
         <w:tab/>
         <w:t xml:space="preserve">             </w:t>
         <w:tab/>
         <w:tab/>
-        <w:t xml:space="preserve">  South: {{ps[0].s}} </w:t>
+        <w:t xml:space="preserve">  South:</w:t>
+        <w:tab/>
+        <w:t xml:space="preserve">{{ps[0].s}} </w:t>
       </w:r>
     </w:p>
     <w:p>
@@ -941,7 +1004,7 @@
         </w:rPr>
       </w:pPr>
       <w:r>
-        <w:t>Mr. {{bs[0].n}} S/o Mr. {{bs[0].rn}}</w:t>
+        <w:t>{{bs[0].n}} S/o {{bs[0].rn}}</w:t>
       </w:r>
     </w:p>
     <w:p>
@@ -965,7 +1028,7 @@
         </w:rPr>
       </w:pPr>
       <w:r>
-        <w:t xml:space="preserve">Signed and delivered by the within named Mortgagee ICICI Home Finance Ltd. through its authorized representative Mr. {{bsign.n}} S/o Mr. {{bsign.rn}} </w:t>
+        <w:t xml:space="preserve">Signed and delivered by the within named Mortgagee ICICI Home Finance Ltd. through its authorized representative {{bsign.n}} S/o {{bsign.rn}} </w:t>
       </w:r>
     </w:p>
     <w:p>
@@ -997,7 +1060,7 @@
         <w:jc w:val="both"/>
       </w:pPr>
       <w:r>
-        <w:t xml:space="preserve">Mr. {{ws[0].n}} S/o Mr. {{ws[0].rn}} </w:t>
+        <w:t xml:space="preserve">{{ws[0].n}} S/o {{ws[0].rn}} </w:t>
       </w:r>
     </w:p>
     <w:p>
@@ -1012,7 +1075,7 @@
         </w:rPr>
       </w:pPr>
       <w:r>
-        <w:t xml:space="preserve">Resident at {{ws[0].adr}} </w:t>
+        <w:t xml:space="preserve">{{ws[0].adr}} </w:t>
       </w:r>
     </w:p>
     <w:p>
@@ -1048,7 +1111,7 @@
       <w:r>
         <w:t>2.</w:t>
         <w:tab/>
-        <w:t xml:space="preserve">Mr. {{ws[1].n}} S/o mr. {{ws[1].rn}} </w:t>
+        <w:t xml:space="preserve">{{ws[1].n}} S/o {{ws[1].rn}} </w:t>
       </w:r>
     </w:p>
     <w:p>
@@ -1063,32 +1126,7 @@
         </w:rPr>
       </w:pPr>
       <w:r>
-        <w:rPr>
-          <w:sz w:val="28"/>
-          <w:szCs w:val="28"/>
-        </w:rPr>
-        <w:tab/>
-      </w:r>
-      <w:r>
-        <w:rPr>
-          <w:sz w:val="28"/>
-          <w:szCs w:val="28"/>
-        </w:rPr>
-        <w:tab/>
-      </w:r>
-      <w:r>
-        <w:rPr>
-          <w:sz w:val="28"/>
-          <w:szCs w:val="28"/>
-        </w:rPr>
-        <w:t xml:space="preserve">Resident at </w:t>
-      </w:r>
-      <w:r>
-        <w:rPr>
-          <w:sz w:val="28"/>
-          <w:szCs w:val="28"/>
-        </w:rPr>
-        <w:t xml:space="preserve">–Old Post Office ke pass Ward No 39, </w:t>
+        <w:t>{{ws[1].adr}}</w:t>
       </w:r>
     </w:p>
     <w:p>
